--- a/중국어_대화문/7부_docx/7부_06화_감사팀에게_한_부탁.docx
+++ b/중국어_대화문/7부_docx/7부_06화_감사팀에게_한_부탁.docx
@@ -367,7 +367,7 @@
         <w:t>岳玉:</w:t>
       </w:r>
       <w:r>
-        <w:t xml:space="preserve"> 郑队长，要不要写一句，“该办公室主任为邵铁军”？这是事实，公开的职务表上就有。</w:t>
+        <w:t xml:space="preserve"> 郑老师，要不要写一句，“该办公室主任为邵铁军”？这是事实，公开的职务表上就有。</w:t>
       </w:r>
     </w:p>
     <w:p>
@@ -416,7 +416,7 @@
         <w:t>郑启明:</w:t>
       </w:r>
       <w:r>
-        <w:t xml:space="preserve"> 中间报告十六页，明天晚上之前定稿，后天交总书记。注意，交，不是批。我们的报告不报批，只报备。</w:t>
+        <w:t xml:space="preserve"> 中间报告十六页，明天晚上之前定稿，周一交总书记。注意，交，不是批。我们的报告不报批，只报备。</w:t>
       </w:r>
     </w:p>
     <w:p>
@@ -842,7 +842,7 @@
         <w:t>沈知远:</w:t>
       </w:r>
       <w:r>
-        <w:t xml:space="preserve"> 第一，接边。临时管控还有五十七天。三杠二还在，接边三个县，取款量刚刚回落。这时候，一份写着“后勤采购票据对不上、协调环节过国家安全办公室”的报告，在网上会变成什么？变成“军队缺衣，安全部门有鬼”。这八个字，会比那张假地图传得更快，因为它有一半是真的。</w:t>
+        <w:t xml:space="preserve"> 第一，接边。临时管控还有五十七天。三杠二还在，接边三个县，取款量刚刚回落。这时候，一份写着“后勤采购票据对不上、协调环节过国家安全办公室”的报告，在网上会变成什么？变成“军队缺衣，国安有鬼”。这八个字，会比那张假地图传得更快，因为它有一半是真的。</w:t>
       </w:r>
     </w:p>
     <w:p>
@@ -1613,7 +1613,7 @@
     </w:p>
     <w:p>
       <w:r>
-        <w:t>(程曦走了。沈知远没有立刻动。他拉开最下面的抽屉，里面是一只左边缺了口的旧茶杯，旁边压着几只信封，其中一只，封面上写着“苏敏收”三个字，里面是空的。他把那只空信封拿出来，看了一会儿，又放回去，轻轻合上抽屉，关了台灯。)</w:t>
+        <w:t>(程曦走了。沈知远没有立刻动。他拉开最下面的抽屉，里面是一只左边缺了口的旧茶杯，旁边靠着一只写好地址的信封，封面上写着“苏敏收”，里面是空的。他把那只空信封拿出来，看了一会儿，又放回去，轻轻合上抽屉，关了台灯。)</w:t>
       </w:r>
     </w:p>
     <w:p>
@@ -1957,7 +1957,7 @@
         <w:t>沈知远:</w:t>
       </w:r>
       <w:r>
-        <w:t xml:space="preserve"> 梁老，那您的意见？</w:t>
+        <w:t xml:space="preserve"> 梁委员，那您的意见？</w:t>
       </w:r>
     </w:p>
     <w:p>
